--- a/project/interview.docx
+++ b/project/interview.docx
@@ -107,7 +107,7 @@
           <w:noProof/>
           <w:kern w:val="0"/>
         </w:rPr>
-        <w:pict w14:anchorId="57B105E3">
+        <w:pict w14:anchorId="53C262E6">
           <v:rect id="_x0000_i1032" alt="" style="width:468pt;height:.05pt;mso-width-percent:0;mso-height-percent:0;mso-width-percent:0;mso-height-percent:0" o:hralign="center" o:hrstd="t" o:hr="t" fillcolor="#a0a0a0" stroked="f"/>
         </w:pict>
       </w:r>
@@ -215,6 +215,19 @@
     </w:p>
     <w:p>
       <w:pPr>
+        <w:spacing w:before="100" w:beforeAutospacing="1" w:after="100" w:afterAutospacing="1" w:line="240" w:lineRule="auto"/>
+        <w:rPr>
+          <w:rFonts w:ascii="Times New Roman" w:eastAsia="Times New Roman" w:hAnsi="Times New Roman" w:cs="Times New Roman"/>
+          <w:kern w:val="0"/>
+          <w14:ligatures w14:val="none"/>
+        </w:rPr>
+      </w:pPr>
+      <w:r>
+        <w:t>The goal of the model is to explain how stress changes based on both sleep and caffeine at the same time. The model helps us see how each predictor is related to stress after we account for the effect of the other predictor. This lets us understand how sleep and caffeine together help explain differences in stress levels.</w:t>
+      </w:r>
+    </w:p>
+    <w:p>
+      <w:pPr>
         <w:spacing w:after="0" w:line="240" w:lineRule="auto"/>
         <w:rPr>
           <w:rFonts w:ascii="Times New Roman" w:eastAsia="Times New Roman" w:hAnsi="Times New Roman" w:cs="Times New Roman"/>
@@ -228,7 +241,7 @@
           <w:noProof/>
           <w:kern w:val="0"/>
         </w:rPr>
-        <w:pict w14:anchorId="65F3FD07">
+        <w:pict w14:anchorId="25D9DE9C">
           <v:rect id="_x0000_i1031" alt="" style="width:468pt;height:.05pt;mso-width-percent:0;mso-height-percent:0;mso-width-percent:0;mso-height-percent:0" o:hralign="center" o:hrstd="t" o:hr="t" fillcolor="#a0a0a0" stroked="f"/>
         </w:pict>
       </w:r>
@@ -318,6 +331,48 @@
     </w:p>
     <w:p>
       <w:pPr>
+        <w:pStyle w:val="NormalWeb"/>
+      </w:pPr>
+      <w:r>
+        <w:rPr>
+          <w:rStyle w:val="Strong"/>
+          <w:rFonts w:eastAsiaTheme="majorEastAsia"/>
+        </w:rPr>
+        <w:t>Example for sleep:</w:t>
+      </w:r>
+      <w:r>
+        <w:br/>
+        <w:t>The coefficient for sleep tells us how the average stress score changes when a person gets one more hour of sleep while caffeine intake stays the same. If the slope is negative, it means that more sleep is associated with lower stress, after controlling for caffeine.</w:t>
+      </w:r>
+    </w:p>
+    <w:p>
+      <w:pPr>
+        <w:pStyle w:val="NormalWeb"/>
+      </w:pPr>
+      <w:r>
+        <w:rPr>
+          <w:rStyle w:val="Strong"/>
+          <w:rFonts w:eastAsiaTheme="majorEastAsia"/>
+        </w:rPr>
+        <w:t>Example for caffeine:</w:t>
+      </w:r>
+      <w:r>
+        <w:br/>
+        <w:t>The coefficient for caffeine tells us how the average stress score changes when daily caffeine increases by one unit (one milligram) while sleep stays the same. If the slope is positive, it means that more caffeine is associated with higher stress, after controlling for sleep.</w:t>
+      </w:r>
+    </w:p>
+    <w:p>
+      <w:pPr>
+        <w:spacing w:before="100" w:beforeAutospacing="1" w:after="100" w:afterAutospacing="1" w:line="240" w:lineRule="auto"/>
+        <w:rPr>
+          <w:rFonts w:ascii="Times New Roman" w:eastAsia="Times New Roman" w:hAnsi="Times New Roman" w:cs="Times New Roman"/>
+          <w:kern w:val="0"/>
+          <w14:ligatures w14:val="none"/>
+        </w:rPr>
+      </w:pPr>
+    </w:p>
+    <w:p>
+      <w:pPr>
         <w:spacing w:after="0" w:line="240" w:lineRule="auto"/>
         <w:rPr>
           <w:rFonts w:ascii="Times New Roman" w:eastAsia="Times New Roman" w:hAnsi="Times New Roman" w:cs="Times New Roman"/>
@@ -331,7 +386,7 @@
           <w:noProof/>
           <w:kern w:val="0"/>
         </w:rPr>
-        <w:pict w14:anchorId="566E0116">
+        <w:pict w14:anchorId="15DCEDCD">
           <v:rect id="_x0000_i1030" alt="" style="width:468pt;height:.05pt;mso-width-percent:0;mso-height-percent:0;mso-width-percent:0;mso-height-percent:0" o:hralign="center" o:hrstd="t" o:hr="t" fillcolor="#a0a0a0" stroked="f"/>
         </w:pict>
       </w:r>
@@ -412,6 +467,19 @@
     </w:p>
     <w:p>
       <w:pPr>
+        <w:spacing w:before="100" w:beforeAutospacing="1" w:after="100" w:afterAutospacing="1" w:line="240" w:lineRule="auto"/>
+        <w:rPr>
+          <w:rFonts w:ascii="Times New Roman" w:eastAsia="Times New Roman" w:hAnsi="Times New Roman" w:cs="Times New Roman"/>
+          <w:kern w:val="0"/>
+          <w14:ligatures w14:val="none"/>
+        </w:rPr>
+      </w:pPr>
+      <w:r>
+        <w:t>We include both predictors because sleep and caffeine may be related to each other and both may influence stress. A simple regression looks at each predictor by itself and ignores the other one. A multiple regression lets us control for the other predictor so we can see the separate relationship each has with stress. This gives a more accurate picture of how they both contribute to stress.</w:t>
+      </w:r>
+    </w:p>
+    <w:p>
+      <w:pPr>
         <w:spacing w:after="0" w:line="240" w:lineRule="auto"/>
         <w:rPr>
           <w:rFonts w:ascii="Times New Roman" w:eastAsia="Times New Roman" w:hAnsi="Times New Roman" w:cs="Times New Roman"/>
@@ -425,7 +493,7 @@
           <w:noProof/>
           <w:kern w:val="0"/>
         </w:rPr>
-        <w:pict w14:anchorId="185FAAF3">
+        <w:pict w14:anchorId="08E27B89">
           <v:rect id="_x0000_i1029" alt="" style="width:468pt;height:.05pt;mso-width-percent:0;mso-height-percent:0;mso-width-percent:0;mso-height-percent:0" o:hralign="center" o:hrstd="t" o:hr="t" fillcolor="#a0a0a0" stroked="f"/>
         </w:pict>
       </w:r>
@@ -474,7 +542,6 @@
           <w:kern w:val="0"/>
           <w14:ligatures w14:val="none"/>
         </w:rPr>
-        <w:lastRenderedPageBreak/>
         <w:t>Question:</w:t>
       </w:r>
       <w:r>
@@ -507,6 +574,19 @@
     </w:p>
     <w:p>
       <w:pPr>
+        <w:spacing w:before="100" w:beforeAutospacing="1" w:after="100" w:afterAutospacing="1" w:line="240" w:lineRule="auto"/>
+        <w:rPr>
+          <w:rFonts w:ascii="Times New Roman" w:eastAsia="Times New Roman" w:hAnsi="Times New Roman" w:cs="Times New Roman"/>
+          <w:kern w:val="0"/>
+          <w14:ligatures w14:val="none"/>
+        </w:rPr>
+      </w:pPr>
+      <w:r>
+        <w:t>R squared tells us the proportion of the variation in stress that can be explained by sleep and caffeine together. It shows how well the two predictors as a group help account for differences in stress scores. A higher R squared means the model explains more of the variation, while a lower R squared means the model does not explain as much.</w:t>
+      </w:r>
+    </w:p>
+    <w:p>
+      <w:pPr>
         <w:spacing w:after="0" w:line="240" w:lineRule="auto"/>
         <w:rPr>
           <w:rFonts w:ascii="Times New Roman" w:eastAsia="Times New Roman" w:hAnsi="Times New Roman" w:cs="Times New Roman"/>
@@ -520,7 +600,7 @@
           <w:noProof/>
           <w:kern w:val="0"/>
         </w:rPr>
-        <w:pict w14:anchorId="615A2F86">
+        <w:pict w14:anchorId="0CD1F891">
           <v:rect id="_x0000_i1028" alt="" style="width:468pt;height:.05pt;mso-width-percent:0;mso-height-percent:0;mso-width-percent:0;mso-height-percent:0" o:hralign="center" o:hrstd="t" o:hr="t" fillcolor="#a0a0a0" stroked="f"/>
         </w:pict>
       </w:r>
@@ -601,6 +681,27 @@
     </w:p>
     <w:p>
       <w:pPr>
+        <w:spacing w:before="100" w:beforeAutospacing="1" w:after="100" w:afterAutospacing="1" w:line="240" w:lineRule="auto"/>
+        <w:rPr>
+          <w:rFonts w:ascii="Times New Roman" w:eastAsia="Times New Roman" w:hAnsi="Times New Roman" w:cs="Times New Roman"/>
+          <w:kern w:val="0"/>
+          <w14:ligatures w14:val="none"/>
+        </w:rPr>
+      </w:pPr>
+      <w:r>
+        <w:t>One important assumption is that the relationship between each predictor and stress is linear. If the true relationships are not linear, then the model can give misleading estimates.</w:t>
+      </w:r>
+      <w:r>
+        <w:br/>
+        <w:t xml:space="preserve">A limitation of this data set is that it is small and does not include other factors that might </w:t>
+      </w:r>
+      <w:r>
+        <w:lastRenderedPageBreak/>
+        <w:t>affect stress, such as exercise, workload, or personal background. Missing predictors can affect how well the model explains stress.</w:t>
+      </w:r>
+    </w:p>
+    <w:p>
+      <w:pPr>
         <w:spacing w:after="0" w:line="240" w:lineRule="auto"/>
         <w:rPr>
           <w:rFonts w:ascii="Times New Roman" w:eastAsia="Times New Roman" w:hAnsi="Times New Roman" w:cs="Times New Roman"/>
@@ -614,7 +715,7 @@
           <w:noProof/>
           <w:kern w:val="0"/>
         </w:rPr>
-        <w:pict w14:anchorId="2038C5F6">
+        <w:pict w14:anchorId="2B2B2FDD">
           <v:rect id="_x0000_i1027" alt="" style="width:468pt;height:.05pt;mso-width-percent:0;mso-height-percent:0;mso-width-percent:0;mso-height-percent:0" o:hralign="center" o:hrstd="t" o:hr="t" fillcolor="#a0a0a0" stroked="f"/>
         </w:pict>
       </w:r>
@@ -708,7 +809,7 @@
           <w:noProof/>
           <w:kern w:val="0"/>
         </w:rPr>
-        <w:pict w14:anchorId="13D062CC">
+        <w:pict w14:anchorId="37895DE7">
           <v:rect id="_x0000_i1026" alt="" style="width:468pt;height:.05pt;mso-width-percent:0;mso-height-percent:0;mso-width-percent:0;mso-height-percent:0" o:hralign="center" o:hrstd="t" o:hr="t" fillcolor="#a0a0a0" stroked="f"/>
         </w:pict>
       </w:r>
@@ -901,7 +1002,7 @@
           <w:noProof/>
           <w:kern w:val="0"/>
         </w:rPr>
-        <w:pict w14:anchorId="43D0DE97">
+        <w:pict w14:anchorId="2D9E543E">
           <v:rect id="_x0000_i1025" alt="" style="width:468pt;height:.05pt;mso-width-percent:0;mso-height-percent:0;mso-width-percent:0;mso-height-percent:0" o:hralign="center" o:hrstd="t" o:hr="t" fillcolor="#a0a0a0" stroked="f"/>
         </w:pict>
       </w:r>
